--- a/entregables_barranquita/MEMORIA_DESCRIPTIVA_DRENAJE_PLUVIAL_IE0590_BARRANQUITA.docx
+++ b/entregables_barranquita/MEMORIA_DESCRIPTIVA_DRENAJE_PLUVIAL_IE0590_BARRANQUITA.docx
@@ -734,7 +734,7 @@
         <w:t xml:space="preserve">Lluvia de diseño: </w:t>
       </w:r>
       <w:r>
-        <w:t>estación CO Tarapoto transpuesta a Barranquita (factor 1.901), T = 25 años, P24 = 231.49 mm, I = 400.96 mm/h con tc = 10 min (ver memoria hidrológica).</w:t>
+        <w:t>estación CO Tarapoto transpuesta a Barranquita (factor 2.214), T = 25 años, P24 = 269.62 mm, I = 467.00 mm/h con tc = 10 min (ver memoria hidrológica).</w:t>
       </w:r>
     </w:p>
     <w:p>

--- a/entregables_barranquita/MEMORIA_DESCRIPTIVA_DRENAJE_PLUVIAL_IE0590_BARRANQUITA.docx
+++ b/entregables_barranquita/MEMORIA_DESCRIPTIVA_DRENAJE_PLUVIAL_IE0590_BARRANQUITA.docx
@@ -749,7 +749,7 @@
         <w:t xml:space="preserve">Caudales: </w:t>
       </w:r>
       <w:r>
-        <w:t>método racional con coeficiente de escorrentía ponderado 0.57.</w:t>
+        <w:t>método racional con coeficiente de escorrentía ponderado 0.57 y factor de seguridad de 1.15.</w:t>
       </w:r>
     </w:p>
     <w:p>
@@ -4625,7 +4625,7 @@
         <w:jc w:val="both"/>
       </w:pPr>
       <w:r>
-        <w:t>Reglamento Nacional de Edificaciones: Norma OS.060 Drenaje Pluvial Urbano; Norma E.060 Concreto Armado; Norma IS.010 Instalaciones Sanitarias.</w:t>
+        <w:t>Reglamento Nacional de Edificaciones: Norma Técnica CE.040 Drenaje Pluvial (R.M. N° 126-2021-VIVIENDA); Norma E.060 Concreto Armado; Norma IS.010 Instalaciones Sanitarias para Edificaciones.</w:t>
       </w:r>
     </w:p>
     <w:p>

--- a/entregables_barranquita/MEMORIA_DESCRIPTIVA_DRENAJE_PLUVIAL_IE0590_BARRANQUITA.docx
+++ b/entregables_barranquita/MEMORIA_DESCRIPTIVA_DRENAJE_PLUVIAL_IE0590_BARRANQUITA.docx
@@ -734,7 +734,7 @@
         <w:t xml:space="preserve">Lluvia de diseño: </w:t>
       </w:r>
       <w:r>
-        <w:t>estación CO Tarapoto transpuesta a Barranquita (factor 2.214), T = 25 años, P24 = 269.62 mm, I = 467.00 mm/h con tc = 10 min (ver memoria hidrológica).</w:t>
+        <w:t>estación Pongo de Caynarachi del SENAMHI (código 003317, misma subcuenca del río Caynarachi), serie de precipitación máxima en 24 horas 1989–2013 (25 años), T = 25 años, P24 = 166.64 mm, I = 288.63 mm/h con tc = 10 min (ver memoria hidrológica).</w:t>
       </w:r>
     </w:p>
     <w:p>

--- a/entregables_barranquita/MEMORIA_DESCRIPTIVA_DRENAJE_PLUVIAL_IE0590_BARRANQUITA.docx
+++ b/entregables_barranquita/MEMORIA_DESCRIPTIVA_DRENAJE_PLUVIAL_IE0590_BARRANQUITA.docx
@@ -749,7 +749,7 @@
         <w:t xml:space="preserve">Caudales: </w:t>
       </w:r>
       <w:r>
-        <w:t>método racional con coeficiente de escorrentía ponderado 0.57 y factor de seguridad de 1.15.</w:t>
+        <w:t>método racional con coeficiente de escorrentía ponderado 0.76 y factor de seguridad de 1.15.</w:t>
       </w:r>
     </w:p>
     <w:p>

--- a/entregables_barranquita/MEMORIA_DESCRIPTIVA_DRENAJE_PLUVIAL_IE0590_BARRANQUITA.docx
+++ b/entregables_barranquita/MEMORIA_DESCRIPTIVA_DRENAJE_PLUVIAL_IE0590_BARRANQUITA.docx
@@ -734,7 +734,7 @@
         <w:t xml:space="preserve">Lluvia de diseño: </w:t>
       </w:r>
       <w:r>
-        <w:t>estación Pongo de Caynarachi del SENAMHI (código 003317, misma subcuenca del río Caynarachi), serie de precipitación máxima en 24 horas 1989–2013 (25 años), T = 25 años, P24 = 166.64 mm, I = 288.63 mm/h con tc = 10 min (ver memoria hidrológica).</w:t>
+        <w:t>estación Pongo de Caynarachi del SENAMHI (código 003317, misma subcuenca del río Caynarachi), serie de precipitación máxima en 24 horas 1989–2013 (25 años), T = 25 años, P24 = 169.27 mm, I = 293.18 mm/h con tc = 10 min (ver memoria hidrológica).</w:t>
       </w:r>
     </w:p>
     <w:p>

--- a/entregables_barranquita/MEMORIA_DESCRIPTIVA_DRENAJE_PLUVIAL_IE0590_BARRANQUITA.docx
+++ b/entregables_barranquita/MEMORIA_DESCRIPTIVA_DRENAJE_PLUVIAL_IE0590_BARRANQUITA.docx
@@ -2,53 +2,78 @@
 <file path=word/document.xml><?xml version="1.0" encoding="utf-8"?>
 <w:document xmlns:wpc="http://schemas.microsoft.com/office/word/2010/wordprocessingCanvas" xmlns:mo="http://schemas.microsoft.com/office/mac/office/2008/main" xmlns:mc="http://schemas.openxmlformats.org/markup-compatibility/2006" xmlns:mv="urn:schemas-microsoft-com:mac:vml" xmlns:o="urn:schemas-microsoft-com:office:office" xmlns:r="http://schemas.openxmlformats.org/officeDocument/2006/relationships" xmlns:m="http://schemas.openxmlformats.org/officeDocument/2006/math" xmlns:v="urn:schemas-microsoft-com:vml" xmlns:wp14="http://schemas.microsoft.com/office/word/2010/wordprocessingDrawing" xmlns:wp="http://schemas.openxmlformats.org/drawingml/2006/wordprocessingDrawing" xmlns:w10="urn:schemas-microsoft-com:office:word" xmlns:w="http://schemas.openxmlformats.org/wordprocessingml/2006/main" xmlns:w14="http://schemas.microsoft.com/office/word/2010/wordml" xmlns:wpg="http://schemas.microsoft.com/office/word/2010/wordprocessingGroup" xmlns:wpi="http://schemas.microsoft.com/office/word/2010/wordprocessingInk" xmlns:wne="http://schemas.microsoft.com/office/word/2006/wordml" xmlns:wps="http://schemas.microsoft.com/office/word/2010/wordprocessingShape" mc:Ignorable="w14 wp14">
   <w:body>
-    <w:p/>
-    <w:p/>
-    <w:p/>
-    <w:p/>
     <w:p>
       <w:pPr>
+        <w:spacing w:before="0" w:after="0" w:line="240" w:lineRule="auto"/>
         <w:jc w:val="center"/>
       </w:pPr>
       <w:r>
         <w:rPr>
+          <w:rFonts w:ascii="Arial" w:hAnsi="Arial"/>
           <w:b/>
-          <w:sz w:val="22"/>
+          <w:color w:val="1F3A68"/>
+          <w:sz w:val="30"/>
         </w:rPr>
-        <w:t>GOBIERNO REGIONAL SAN MARTÍN - GERENCIA TERRITORIAL BAJO MAYO - TARAPOTO</w:t>
+        <w:t>GOBIERNO REGIONAL SAN MARTÍN</w:t>
       </w:r>
     </w:p>
     <w:p>
       <w:pPr>
+        <w:spacing w:before="0" w:after="120" w:line="240" w:lineRule="auto"/>
+        <w:jc w:val="center"/>
+        <w:pBdr>
+          <w:bottom w:val="single" w:sz="12" w:space="4" w:color="1F3A68"/>
+        </w:pBdr>
+      </w:pPr>
+      <w:r>
+        <w:rPr>
+          <w:rFonts w:ascii="Arial" w:hAnsi="Arial"/>
+          <w:b/>
+          <w:color w:val="595959"/>
+          <w:sz w:val="22"/>
+        </w:rPr>
+        <w:t>GERENCIA TERRITORIAL BAJO MAYO - TARAPOTO</w:t>
+      </w:r>
+    </w:p>
+    <w:p>
+      <w:pPr>
+        <w:spacing w:before="120" w:after="80" w:line="240" w:lineRule="auto"/>
         <w:jc w:val="center"/>
       </w:pPr>
       <w:r>
         <w:rPr>
-          <w:b w:val="0"/>
-          <w:sz w:val="20"/>
+          <w:rFonts w:ascii="Arial" w:hAnsi="Arial"/>
+          <w:b/>
+          <w:color w:val="1F3A68"/>
+          <w:sz w:val="24"/>
         </w:rPr>
+        <w:t>EXPEDIENTE TÉCNICO</w:t>
       </w:r>
     </w:p>
     <w:p>
       <w:pPr>
+        <w:spacing w:before="0" w:after="40" w:line="240" w:lineRule="auto"/>
         <w:jc w:val="center"/>
       </w:pPr>
       <w:r>
         <w:rPr>
+          <w:rFonts w:ascii="Arial" w:hAnsi="Arial"/>
           <w:b/>
-          <w:color w:val="1F3A68"/>
-          <w:sz w:val="26"/>
+          <w:sz w:val="23"/>
         </w:rPr>
         <w:t>“MEJORAMIENTO Y AMPLIACIÓN DEL SERVICIO DE EDUCACIÓN PRIMARIA EN I.E. N° 0590 DISTRITO DE BARRANQUITA DE LA PROVINCIA DE LAMAS DEL DEPARTAMENTO DE SAN MARTÍN”</w:t>
       </w:r>
     </w:p>
     <w:p>
       <w:pPr>
+        <w:spacing w:before="0" w:after="160" w:line="240" w:lineRule="auto"/>
         <w:jc w:val="center"/>
       </w:pPr>
       <w:r>
         <w:rPr>
+          <w:rFonts w:ascii="Arial" w:hAnsi="Arial"/>
           <w:b/>
+          <w:color w:val="1F3A68"/>
           <w:sz w:val="22"/>
         </w:rPr>
         <w:t>C.I. N° 468901</w:t>
@@ -56,57 +81,116 @@
     </w:p>
     <w:p>
       <w:pPr>
+        <w:spacing w:after="0"/>
+        <w:jc w:val="center"/>
+      </w:pPr>
+      <w:r>
+        <w:drawing>
+          <wp:inline xmlns:a="http://schemas.openxmlformats.org/drawingml/2006/main" xmlns:pic="http://schemas.openxmlformats.org/drawingml/2006/picture">
+            <wp:extent cx="5580000" cy="4138808"/>
+            <wp:docPr id="1" name="Picture 1"/>
+            <wp:cNvGraphicFramePr>
+              <a:graphicFrameLocks noChangeAspect="1"/>
+            </wp:cNvGraphicFramePr>
+            <a:graphic>
+              <a:graphicData uri="http://schemas.openxmlformats.org/drawingml/2006/picture">
+                <pic:pic>
+                  <pic:nvPicPr>
+                    <pic:cNvPr id="0" name="foto_caratula.jpg"/>
+                    <pic:cNvPicPr/>
+                  </pic:nvPicPr>
+                  <pic:blipFill>
+                    <a:blip r:embed="rId11"/>
+                    <a:stretch>
+                      <a:fillRect/>
+                    </a:stretch>
+                  </pic:blipFill>
+                  <pic:spPr>
+                    <a:xfrm>
+                      <a:off x="0" y="0"/>
+                      <a:ext cx="5580000" cy="4138808"/>
+                    </a:xfrm>
+                    <a:prstGeom prst="rect"/>
+                  </pic:spPr>
+                </pic:pic>
+              </a:graphicData>
+            </a:graphic>
+          </wp:inline>
+        </w:drawing>
+      </w:r>
+    </w:p>
+    <w:p>
+      <w:pPr>
+        <w:spacing w:before="0" w:after="160" w:line="240" w:lineRule="auto"/>
         <w:jc w:val="center"/>
       </w:pPr>
       <w:r>
         <w:rPr>
+          <w:rFonts w:ascii="Arial" w:hAnsi="Arial"/>
           <w:b w:val="0"/>
-          <w:sz w:val="20"/>
+          <w:i/>
+          <w:color w:val="595959"/>
+          <w:sz w:val="16"/>
         </w:rPr>
+        <w:t>Vista aérea del local de la I.E. N° 0590 - Barranquita</w:t>
       </w:r>
     </w:p>
+    <w:tbl>
+      <w:tblPr>
+        <w:tblW w:type="auto" w:w="0"/>
+        <w:jc w:val="center"/>
+        <w:tblLook w:firstColumn="1" w:firstRow="1" w:lastColumn="0" w:lastRow="0" w:noHBand="0" w:noVBand="1" w:val="04A0"/>
+      </w:tblPr>
+      <w:tblGrid>
+        <w:gridCol w:w="8788"/>
+      </w:tblGrid>
+      <w:tr>
+        <w:tc>
+          <w:tcPr>
+            <w:tcW w:type="dxa" w:w="8787"/>
+            <w:shd w:val="clear" w:color="auto" w:fill="1F3A68"/>
+          </w:tcPr>
+          <w:p>
+            <w:pPr>
+              <w:spacing w:before="120" w:after="0"/>
+              <w:jc w:val="center"/>
+            </w:pPr>
+            <w:r>
+              <w:rPr>
+                <w:rFonts w:ascii="Arial" w:hAnsi="Arial"/>
+                <w:b/>
+                <w:color w:val="FFFFFF"/>
+                <w:sz w:val="40"/>
+              </w:rPr>
+              <w:t>MEMORIA DESCRIPTIVA</w:t>
+            </w:r>
+          </w:p>
+          <w:p>
+            <w:pPr>
+              <w:spacing w:before="0" w:after="120"/>
+              <w:jc w:val="center"/>
+            </w:pPr>
+            <w:r>
+              <w:rPr>
+                <w:rFonts w:ascii="Arial" w:hAnsi="Arial"/>
+                <w:b/>
+                <w:color w:val="FFFFFF"/>
+                <w:sz w:val="22"/>
+              </w:rPr>
+              <w:t>DRENAJE PLUVIAL - RED DE CUNETAS</w:t>
+            </w:r>
+          </w:p>
+        </w:tc>
+      </w:tr>
+    </w:tbl>
     <w:p>
       <w:pPr>
+        <w:spacing w:before="200" w:after="40" w:line="240" w:lineRule="auto"/>
         <w:jc w:val="center"/>
       </w:pPr>
       <w:r>
         <w:rPr>
-          <w:b/>
-          <w:color w:val="1F3A68"/>
-          <w:sz w:val="36"/>
-        </w:rPr>
-        <w:t>MEMORIA DESCRIPTIVA</w:t>
-      </w:r>
-    </w:p>
-    <w:p>
-      <w:pPr>
-        <w:jc w:val="center"/>
-      </w:pPr>
-      <w:r>
-        <w:rPr>
-          <w:b w:val="0"/>
-          <w:sz w:val="24"/>
-        </w:rPr>
-        <w:t>Drenaje pluvial - red de cunetas</w:t>
-      </w:r>
-    </w:p>
-    <w:p>
-      <w:pPr>
-        <w:jc w:val="center"/>
-      </w:pPr>
-      <w:r>
-        <w:rPr>
-          <w:b w:val="0"/>
-          <w:sz w:val="20"/>
-        </w:rPr>
-      </w:r>
-    </w:p>
-    <w:p>
-      <w:pPr>
-        <w:jc w:val="center"/>
-      </w:pPr>
-      <w:r>
-        <w:rPr>
+          <w:rFonts w:ascii="Arial" w:hAnsi="Arial"/>
           <w:b/>
           <w:sz w:val="21"/>
         </w:rPr>
@@ -115,35 +199,29 @@
     </w:p>
     <w:p>
       <w:pPr>
+        <w:spacing w:before="0" w:after="160" w:line="240" w:lineRule="auto"/>
         <w:jc w:val="center"/>
       </w:pPr>
       <w:r>
         <w:rPr>
+          <w:rFonts w:ascii="Arial" w:hAnsi="Arial"/>
           <w:b w:val="0"/>
           <w:sz w:val="20"/>
         </w:rPr>
-        <w:t>UBICACIÓN: Localidad y distrito de Barranquita, provincia de Lamas, departamento de San Martín</w:t>
+        <w:t>Distrito de Barranquita  -  Provincia de Lamas  -  Departamento de San Martín</w:t>
       </w:r>
     </w:p>
     <w:p>
       <w:pPr>
+        <w:spacing w:before="0" w:after="0" w:line="240" w:lineRule="auto"/>
         <w:jc w:val="center"/>
       </w:pPr>
       <w:r>
         <w:rPr>
-          <w:b w:val="0"/>
-          <w:sz w:val="20"/>
-        </w:rPr>
-      </w:r>
-    </w:p>
-    <w:p>
-      <w:pPr>
-        <w:jc w:val="center"/>
-      </w:pPr>
-      <w:r>
-        <w:rPr>
+          <w:rFonts w:ascii="Arial" w:hAnsi="Arial"/>
           <w:b/>
-          <w:sz w:val="22"/>
+          <w:color w:val="1F3A68"/>
+          <w:sz w:val="24"/>
         </w:rPr>
         <w:t>OCTUBRE 2026</w:t>
       </w:r>
@@ -3513,7 +3591,7 @@
         <w:drawing>
           <wp:inline xmlns:a="http://schemas.openxmlformats.org/drawingml/2006/main" xmlns:pic="http://schemas.openxmlformats.org/drawingml/2006/picture">
             <wp:extent cx="5580000" cy="3404441"/>
-            <wp:docPr id="1" name="Picture 1"/>
+            <wp:docPr id="2" name="Picture 2"/>
             <wp:cNvGraphicFramePr>
               <a:graphicFrameLocks noChangeAspect="1"/>
             </wp:cNvGraphicFramePr>
@@ -3525,7 +3603,7 @@
                     <pic:cNvPicPr/>
                   </pic:nvPicPr>
                   <pic:blipFill>
-                    <a:blip r:embed="rId11"/>
+                    <a:blip r:embed="rId12"/>
                     <a:stretch>
                       <a:fillRect/>
                     </a:stretch>
@@ -3564,7 +3642,7 @@
         <w:drawing>
           <wp:inline xmlns:a="http://schemas.openxmlformats.org/drawingml/2006/main" xmlns:pic="http://schemas.openxmlformats.org/drawingml/2006/picture">
             <wp:extent cx="5040000" cy="1423212"/>
-            <wp:docPr id="2" name="Picture 2"/>
+            <wp:docPr id="3" name="Picture 3"/>
             <wp:cNvGraphicFramePr>
               <a:graphicFrameLocks noChangeAspect="1"/>
             </wp:cNvGraphicFramePr>
@@ -3576,7 +3654,7 @@
                     <pic:cNvPicPr/>
                   </pic:nvPicPr>
                   <pic:blipFill>
-                    <a:blip r:embed="rId12"/>
+                    <a:blip r:embed="rId13"/>
                     <a:stretch>
                       <a:fillRect/>
                     </a:stretch>
@@ -3936,7 +4014,7 @@
         <w:drawing>
           <wp:inline xmlns:a="http://schemas.openxmlformats.org/drawingml/2006/main" xmlns:pic="http://schemas.openxmlformats.org/drawingml/2006/picture">
             <wp:extent cx="5580000" cy="3270955"/>
-            <wp:docPr id="3" name="Picture 3"/>
+            <wp:docPr id="4" name="Picture 4"/>
             <wp:cNvGraphicFramePr>
               <a:graphicFrameLocks noChangeAspect="1"/>
             </wp:cNvGraphicFramePr>
@@ -3948,7 +4026,7 @@
                     <pic:cNvPicPr/>
                   </pic:nvPicPr>
                   <pic:blipFill>
-                    <a:blip r:embed="rId13"/>
+                    <a:blip r:embed="rId14"/>
                     <a:stretch>
                       <a:fillRect/>
                     </a:stretch>
@@ -5775,6 +5853,7 @@
       <w:pgSz w:w="11906" w:h="16838"/>
       <w:pgMar w:top="1417" w:right="1417" w:bottom="1247" w:left="1701" w:header="720" w:footer="720" w:gutter="0"/>
       <w:cols w:space="720"/>
+      <w:titlePg/>
       <w:docGrid w:linePitch="360"/>
     </w:sectPr>
   </w:body>

--- a/entregables_barranquita/MEMORIA_DESCRIPTIVA_DRENAJE_PLUVIAL_IE0590_BARRANQUITA.docx
+++ b/entregables_barranquita/MEMORIA_DESCRIPTIVA_DRENAJE_PLUVIAL_IE0590_BARRANQUITA.docx
@@ -47,7 +47,7 @@
           <w:color w:val="1F3A68"/>
           <w:sz w:val="24"/>
         </w:rPr>
-        <w:t>EXPEDIENTE TÉCNICO</w:t>
+        <w:t>SERVICIO DE DISEÑO - DRENAJE PLUVIAL</w:t>
       </w:r>
     </w:p>
     <w:p>
@@ -225,8 +225,6 @@
         </w:rPr>
         <w:t>OCTUBRE 2026</w:t>
       </w:r>
-    </w:p>
-    <w:p>
       <w:r>
         <w:br w:type="page"/>
       </w:r>
